--- a/docs/Compliance_Documents/src/ENE-LDOC-TFI-100-Technical-File-Index.docx
+++ b/docs/Compliance_Documents/src/ENE-LDOC-TFI-100-Technical-File-Index.docx
@@ -527,7 +527,10 @@
           </w:r>
           <w:r>
             <w:tab/>
-            <w:t>1.0.0</w:t>
+            <w:t>1.0.</w:t>
+          </w:r>
+          <w:r>
+            <w:t>1</w:t>
           </w:r>
         </w:p>
         <w:p>
@@ -580,7 +583,22 @@
           </w:r>
           <w:r>
             <w:tab/>
-            <w:t>12.12.2025</w:t>
+            <w:t>1</w:t>
+          </w:r>
+          <w:r>
+            <w:t>3</w:t>
+          </w:r>
+          <w:r>
+            <w:t>.</w:t>
+          </w:r>
+          <w:r>
+            <w:t>01</w:t>
+          </w:r>
+          <w:r>
+            <w:t>.202</w:t>
+          </w:r>
+          <w:r>
+            <w:t>6</w:t>
           </w:r>
         </w:p>
         <w:p/>
@@ -752,6 +770,7 @@
           <w:szCs w:val="18"/>
         </w:rPr>
       </w:pPr>
+      <w:bookmarkStart w:id="0" w:name="_Hlk219191476"/>
       <w:r>
         <w:rPr>
           <w:b/>
@@ -902,6 +921,49 @@
           </w:p>
         </w:tc>
       </w:tr>
+      <w:tr>
+        <w:tc>
+          <w:tcPr>
+            <w:tcW w:w="1118" w:type="dxa"/>
+          </w:tcPr>
+          <w:p>
+            <w:r>
+              <w:t>1.0.1</w:t>
+            </w:r>
+          </w:p>
+        </w:tc>
+        <w:tc>
+          <w:tcPr>
+            <w:tcW w:w="1507" w:type="dxa"/>
+          </w:tcPr>
+          <w:p>
+            <w:r>
+              <w:t>13.01.2026</w:t>
+            </w:r>
+          </w:p>
+        </w:tc>
+        <w:tc>
+          <w:tcPr>
+            <w:tcW w:w="2338" w:type="dxa"/>
+          </w:tcPr>
+          <w:p>
+            <w:r>
+              <w:t>David Sipos</w:t>
+            </w:r>
+          </w:p>
+        </w:tc>
+        <w:tc>
+          <w:tcPr>
+            <w:tcW w:w="4482" w:type="dxa"/>
+          </w:tcPr>
+          <w:p>
+            <w:r>
+              <w:t>Added revision changes in User manual and Automation manual</w:t>
+            </w:r>
+          </w:p>
+        </w:tc>
+      </w:tr>
+      <w:bookmarkEnd w:id="0"/>
     </w:tbl>
     <w:p/>
     <w:p>
@@ -1618,43 +1680,10 @@
       <w:pPr>
         <w:pStyle w:val="Heading1"/>
       </w:pPr>
-      <w:bookmarkStart w:id="0" w:name="_Toc216960067"/>
+      <w:bookmarkStart w:id="1" w:name="_Toc216960067"/>
       <w:r>
         <w:lastRenderedPageBreak/>
         <w:t>1. Introduction and Scope</w:t>
-      </w:r>
-      <w:bookmarkEnd w:id="0"/>
-    </w:p>
-    <w:p>
-      <w:pPr>
-        <w:jc w:val="both"/>
-      </w:pPr>
-      <w:r>
-        <w:t>This document provides an overview of the documentation forming the CE Technical File</w:t>
-      </w:r>
-      <w:r>
-        <w:t xml:space="preserve"> of the </w:t>
-      </w:r>
-      <w:r>
-        <w:t>ENERGIS 10IN Managed PDU</w:t>
-      </w:r>
-      <w:r>
-        <w:t xml:space="preserve">. In scope of this document the term ENERGIS is used as </w:t>
-      </w:r>
-      <w:r>
-        <w:t>ENERGIS 10IN Managed PDU</w:t>
-      </w:r>
-      <w:r>
-        <w:t>.</w:t>
-      </w:r>
-    </w:p>
-    <w:p>
-      <w:pPr>
-        <w:pStyle w:val="Heading2"/>
-      </w:pPr>
-      <w:bookmarkStart w:id="1" w:name="_Toc216960068"/>
-      <w:r>
-        <w:t>1.1 Configuration Control</w:t>
       </w:r>
       <w:bookmarkEnd w:id="1"/>
     </w:p>
@@ -1663,21 +1692,54 @@
         <w:jc w:val="both"/>
       </w:pPr>
       <w:r>
-        <w:t>Unless otherwise specified, this document will be maintained in its electronic version only. Printed copies are not subject to configuration control and shall be considered informational only. Only released and signed electronic versions shall be considered binding.</w:t>
+        <w:t>This document provides an overview of the documentation forming the CE Technical File</w:t>
+      </w:r>
+      <w:r>
+        <w:t xml:space="preserve"> of the </w:t>
+      </w:r>
+      <w:r>
+        <w:t>ENERGIS 10IN Managed PDU</w:t>
+      </w:r>
+      <w:r>
+        <w:t xml:space="preserve">. In scope of this document the term ENERGIS is used as </w:t>
+      </w:r>
+      <w:r>
+        <w:t>ENERGIS 10IN Managed PDU</w:t>
+      </w:r>
+      <w:r>
+        <w:t>.</w:t>
       </w:r>
     </w:p>
     <w:p>
       <w:pPr>
+        <w:pStyle w:val="Heading2"/>
+      </w:pPr>
+      <w:bookmarkStart w:id="2" w:name="_Toc216960068"/>
+      <w:r>
+        <w:t>1.1 Configuration Control</w:t>
+      </w:r>
+      <w:bookmarkEnd w:id="2"/>
+    </w:p>
+    <w:p>
+      <w:pPr>
+        <w:jc w:val="both"/>
+      </w:pPr>
+      <w:r>
+        <w:t>Unless otherwise specified, this document will be maintained in its electronic version only. Printed copies are not subject to configuration control and shall be considered informational only. Only released and signed electronic versions shall be considered binding.</w:t>
+      </w:r>
+    </w:p>
+    <w:p>
+      <w:pPr>
         <w:pStyle w:val="Heading1"/>
       </w:pPr>
-      <w:bookmarkStart w:id="2" w:name="_Toc216960069"/>
+      <w:bookmarkStart w:id="3" w:name="_Toc216960069"/>
       <w:r>
         <w:t>2</w:t>
       </w:r>
       <w:r>
         <w:t>. General Information</w:t>
       </w:r>
-      <w:bookmarkEnd w:id="2"/>
+      <w:bookmarkEnd w:id="3"/>
     </w:p>
     <w:p>
       <w:r>
@@ -1794,14 +1856,14 @@
       <w:pPr>
         <w:pStyle w:val="Heading1"/>
       </w:pPr>
-      <w:bookmarkStart w:id="3" w:name="_Toc216960070"/>
+      <w:bookmarkStart w:id="4" w:name="_Toc216960070"/>
       <w:r>
         <w:t>3</w:t>
       </w:r>
       <w:r>
         <w:t>. Document Identification Scheme</w:t>
       </w:r>
-      <w:bookmarkEnd w:id="3"/>
+      <w:bookmarkEnd w:id="4"/>
     </w:p>
     <w:p>
       <w:r>
@@ -1819,16 +1881,11 @@
       <w:r>
         <w:t>[TYPE]</w:t>
       </w:r>
-      <w:proofErr w:type="gramStart"/>
       <w:r>
         <w:t>-</w:t>
       </w:r>
       <w:r>
-        <w:t>[</w:t>
-      </w:r>
-      <w:proofErr w:type="gramEnd"/>
-      <w:r>
-        <w:t>Document</w:t>
+        <w:t>[Document</w:t>
       </w:r>
       <w:r>
         <w:t xml:space="preserve"> </w:t>
@@ -2016,7 +2073,7 @@
       <w:pPr>
         <w:pStyle w:val="Heading1"/>
       </w:pPr>
-      <w:bookmarkStart w:id="4" w:name="_Toc216960071"/>
+      <w:bookmarkStart w:id="5" w:name="_Toc216960071"/>
       <w:r>
         <w:lastRenderedPageBreak/>
         <w:t>4</w:t>
@@ -2024,7 +2081,7 @@
       <w:r>
         <w:t>. User Documentation (UDOC)</w:t>
       </w:r>
-      <w:bookmarkEnd w:id="4"/>
+      <w:bookmarkEnd w:id="5"/>
     </w:p>
     <w:p>
       <w:r>
@@ -2253,7 +2310,21 @@
                 <w:sz w:val="22"/>
                 <w:szCs w:val="22"/>
               </w:rPr>
-              <w:t>1.0.0</w:t>
+              <w:t>1.</w:t>
+            </w:r>
+            <w:r>
+              <w:rPr>
+                <w:sz w:val="22"/>
+                <w:szCs w:val="22"/>
+              </w:rPr>
+              <w:t>1</w:t>
+            </w:r>
+            <w:r>
+              <w:rPr>
+                <w:sz w:val="22"/>
+                <w:szCs w:val="22"/>
+              </w:rPr>
+              <w:t>.0</w:t>
             </w:r>
           </w:p>
         </w:tc>
@@ -2413,7 +2484,21 @@
                 <w:sz w:val="22"/>
                 <w:szCs w:val="22"/>
               </w:rPr>
-              <w:t>1.0.0</w:t>
+              <w:t>1.</w:t>
+            </w:r>
+            <w:r>
+              <w:rPr>
+                <w:sz w:val="22"/>
+                <w:szCs w:val="22"/>
+              </w:rPr>
+              <w:t>1</w:t>
+            </w:r>
+            <w:r>
+              <w:rPr>
+                <w:sz w:val="22"/>
+                <w:szCs w:val="22"/>
+              </w:rPr>
+              <w:t>.0</w:t>
             </w:r>
           </w:p>
         </w:tc>
@@ -2424,14 +2509,14 @@
       <w:pPr>
         <w:pStyle w:val="Heading1"/>
       </w:pPr>
-      <w:bookmarkStart w:id="5" w:name="_Toc216960072"/>
+      <w:bookmarkStart w:id="6" w:name="_Toc216960072"/>
       <w:r>
         <w:t>5</w:t>
       </w:r>
       <w:r>
         <w:t>. Legal &amp; Compliance Documentation (LDOC)</w:t>
       </w:r>
-      <w:bookmarkEnd w:id="5"/>
+      <w:bookmarkEnd w:id="6"/>
     </w:p>
     <w:p>
       <w:r>
@@ -2984,14 +3069,14 @@
       <w:pPr>
         <w:pStyle w:val="Heading1"/>
       </w:pPr>
-      <w:bookmarkStart w:id="6" w:name="_Toc216960073"/>
+      <w:bookmarkStart w:id="7" w:name="_Toc216960073"/>
       <w:r>
         <w:t>6</w:t>
       </w:r>
       <w:r>
         <w:t>. Technical Evidence &amp; Test Documentation (TDOC)</w:t>
       </w:r>
-      <w:bookmarkEnd w:id="6"/>
+      <w:bookmarkEnd w:id="7"/>
     </w:p>
     <w:p>
       <w:r>
@@ -4556,11 +4641,11 @@
       <w:pPr>
         <w:pStyle w:val="Heading1"/>
       </w:pPr>
-      <w:bookmarkStart w:id="7" w:name="_Toc216960074"/>
+      <w:bookmarkStart w:id="8" w:name="_Toc216960074"/>
       <w:r>
         <w:t>7. Binary Components</w:t>
       </w:r>
-      <w:bookmarkEnd w:id="7"/>
+      <w:bookmarkEnd w:id="8"/>
     </w:p>
     <w:p>
       <w:pPr>
@@ -4918,14 +5003,14 @@
       <w:pPr>
         <w:pStyle w:val="Heading1"/>
       </w:pPr>
-      <w:bookmarkStart w:id="8" w:name="_Toc216960075"/>
+      <w:bookmarkStart w:id="9" w:name="_Toc216960075"/>
       <w:r>
         <w:t>8</w:t>
       </w:r>
       <w:r>
         <w:t>. Retention and Availability</w:t>
       </w:r>
-      <w:bookmarkEnd w:id="8"/>
+      <w:bookmarkEnd w:id="9"/>
     </w:p>
     <w:p>
       <w:pPr>
